--- a/writing/2026-06-30_서론초안_v1.docx
+++ b/writing/2026-06-30_서론초안_v1.docx
@@ -85,7 +85,7 @@
         <w:t xml:space="preserve">[건강 인용 필요]</w:t>
       </w:r>
       <w:r>
-        <w:t xml:space="preserve">. 보행 환경에 대한 접근성은 공간적으로 불균등하게 분포하는 경우가 많으며, 이를 정확히 측정하는 것은 증거 기반 도시 계획의 전제가 된다(Geurs &amp; van Wee, 2004). 여러 이동 수단 중 보행은 기상 환경의 제약을 직접적으로 받는다. 특히 폭염에 의한 열노출은 단순한 불쾌감을 넘어 심혈관계에 직접적인 부담을 주며(Bröde et al., 2012), 기후변화로 인해 도시 내 폭염의 빈도와 강도는 증가 추세에 있다(IPCC, 2022).</w:t>
+        <w:t xml:space="preserve">. 보행 환경에 대한 접근성은 공간적으로 불균등하게 분포하는 경우가 많으며, 이를 정확히 측정하는 것은 증거 기반 도시 계획의 전제가 된다(Geurs &amp; van Wee, 2004). 여러 이동 수단 중 보행은 기상 환경의 제약을 직접적으로 받는다. 특히 UTCI 38°C 이상의 열 스트레스 구간에서는 인체 체온조절 반응이 구조적으로 변화하며(Bröde et al., 2012), 기후변화로 인해 도시 내 폭염의 빈도와 강도는 증가 추세에 있다(IPCC, 2022).</w:t>
       </w:r>
     </w:p>
     <w:p>
